--- a/document_templates/russian_library/Исковые_заявления/Особое_производство_Установление_фактов_и_статусов/шаблон_Исковое_заявление_об_установлении_факта_отцовства.docx
+++ b/document_templates/russian_library/Исковые_заявления/Особое_производство_Установление_фактов_и_статусов/шаблон_Исковое_заявление_об_установлении_факта_отцовства.docx
@@ -26,7 +26,7 @@
           <w:sz w:val="24"/>
           <w:szCs w:val="24"/>
         </w:rPr>
-        <w:t xml:space="preserve">{{ w_t_w_r_w_r_w_rpr_w_rfonts_w_ascii_times_new_roman_w_hansi_times_new_roman_w_cs_times_new_roman_w_sz_w_val_24_w_szcs_w_val_24_w_lang_w_val_en_us_w_rpr_w_t_court_w_t_w_r_w_r_w_rsidrpr_00936896_w_rpr_w_rfonts_w_ascii_times_new_roman_w_hansi_times_new_roman_w_cs_times_new_roman_w_sz_w_val_24_w_szcs_w_val_24_w_rpr_w_t_xml_space_preserve_w_t_w_r_w_r_w_rpr_w_rfonts_w_ascii_times_new_roman_w_hansi_times_new_roman_w_cs_times_new_roman_w_sz_w_val_24_w_szcs_w_val_24_w_lang_w_val_en_us_w_rpr_w_t_name_w_t_w_r_w_r_w_rsidrpr_00936896_w_rpr_w_rfonts_w_ascii_times_new_roman_w_hansi_times_new_roman_w_cs_times_new_roman_w_sz_w_val_24_w_szcs_w_val_24_w_rpr_w_t_xml_space_preserve }}</w:t>
+        <w:t xml:space="preserve">{{ court_name }}</w:t>
       </w:r>
     </w:p>
     <w:p>
@@ -45,7 +45,7 @@
           <w:sz w:val="24"/>
           <w:szCs w:val="24"/>
         </w:rPr>
-        <w:t xml:space="preserve">{{ w_t_w_r_w_r_w_rpr_w_rfonts_w_ascii_times_new_roman_w_hansi_times_new_roman_w_cs_times_new_roman_w_sz_w_val_24_w_szcs_w_val_24_w_lang_w_val_en_us_w_rpr_w_t_court_w_t_w_r_w_r_w_rsidrpr_00936896_w_rpr_w_rfonts_w_ascii_times_new_roman_w_hansi_times_new_roman_w_cs_times_new_roman_w_sz_w_val_24_w_szcs_w_val_24_w_rpr_w_t_xml_space_preserve_w_t_w_r_w_r_w_rpr_w_rfonts_w_ascii_times_new_roman_w_hansi_times_new_roman_w_cs_times_new_roman_w_sz_w_val_24_w_szcs_w_val_24_w_lang_w_val_en_us_w_rpr_w_t_address_w_t_w_r_w_r_w_rsidrpr_00936896_w_rpr_w_rfonts_w_ascii_times_new_roman_w_hansi_times_new_roman_w_cs_times_new_roman_w_sz_w_val_24_w_szcs_w_val_24_w_rpr_w_t_xml_space_preserve }}</w:t>
+        <w:t xml:space="preserve">{{ court_address }}</w:t>
       </w:r>
     </w:p>
     <w:p>
@@ -72,7 +72,7 @@
           <w:sz w:val="24"/>
           <w:szCs w:val="24"/>
         </w:rPr>
-        <w:t xml:space="preserve"> {{ w_t_w_r_w_r_w_rsidr_00936896_w_rpr_w_rfonts_w_ascii_times_new_roman_w_hansi_times_new_roman_w_cs_times_new_roman_w_sz_w_val_24_w_szcs_w_val_24_w_lang_w_val_en_us_w_rpr_w_t_applicant_w_t_w_r_w_r_w_rsidr_00936896_w_rsidrpr_00936896_w_rpr_w_rfonts_w_ascii_times_new_roman_w_hansi_times_new_roman_w_cs_times_new_roman_w_sz_w_val_24_w_szcs_w_val_24_w_rpr_w_t_xml_space_preserve }}</w:t>
+        <w:t xml:space="preserve"> {{ applicant }}</w:t>
       </w:r>
     </w:p>
     <w:p>
@@ -127,7 +127,7 @@
           <w:szCs w:val="24"/>
           <w:lang w:val="en-US"/>
         </w:rPr>
-        <w:t>{{ w_t_w_r_w_r_w_rsidr_00936896_w_rpr_w_rfonts_w_ascii_times_new_roman_w_hansi_times_new_roman_w_cs_times_new_roman_w_sz_w_val_24_w_szcs_w_val_24_w_lang_w_val_en_us_w_rpr_w_t_xml_space_preserve_applicant_registration_address }}</w:t>
+        <w:t>{{ applicant_registration_address }}</w:t>
       </w:r>
     </w:p>
     <w:p>
@@ -211,7 +211,7 @@
           <w:szCs w:val="24"/>
           <w:lang w:val="en-US"/>
         </w:rPr>
-        <w:t xml:space="preserve">{{ w_t_w_r_w_r_w_rsidr_00936896_w_rpr_w_rfonts_w_ascii_times_new_roman_w_hansi_times_new_roman_w_cs_times_new_roman_w_sz_w_val_24_w_szcs_w_val_24_w_lang_w_val_en_us_w_rpr_w_t_applicant_w_t_w_r_w_r_w_rsidr_00936896_w_rsidrpr_00936896_w_rpr_w_rfonts_w_ascii_times_new_roman_w_hansi_times_new_roman_w_cs_times_new_roman_w_sz_w_val_24_w_szcs_w_val_24_w_lang_w_val_en_us_w_rpr_w_t_xml_space_preserve }}</w:t>
+        <w:t xml:space="preserve">{{ applicant }}</w:t>
       </w:r>
       <w:r>
         <w:rPr>
@@ -237,7 +237,7 @@
           <w:szCs w:val="24"/>
           <w:lang w:val="en-US"/>
         </w:rPr>
-        <w:t xml:space="preserve"> {{ w_t_w_r_w_r_w_rsidr_00936896_w_rpr_w_rfonts_w_ascii_times_new_roman_w_hansi_times_new_roman_w_cs_times_new_roman_w_sz_w_val_24_w_szcs_w_val_24_w_lang_w_val_en_us_w_rpr_w_t_applicant_w_t_w_r_w_r_w_rsidr_00936896_w_rsidrpr_00936896_w_rpr_w_rfonts_w_ascii_times_new_roman_w_hansi_times_new_roman_w_cs_times_new_roman_w_sz_w_val_24_w_szcs_w_val_24_w_lang_w_val_en_us_w_rpr_w_t_xml_space_preserve_w_t_w_r_w_r_w_rsidr_00936896_w_rpr_w_rfonts_w_ascii_times_new_roman_w_hansi_times_new_roman_w_cs_times_new_roman_w_sz_w_val_24_w_szcs_w_val_24_w_lang_w_val_en_us_w_rpr_w_t_relation_w_t_w_r_w_r_w_rsidr_00936896_w_rsidrpr_00936896_w_rpr_w_rfonts_w_ascii_times_new_roman_w_hansi_times_new_roman_w_cs_times_new_roman_w_sz_w_val_24_w_szcs_w_val_24_w_lang_w_val_en_us_w_rpr_w_t_xml_space_preserve }},</w:t>
+        <w:t xml:space="preserve"> {{ applicant_relation }},</w:t>
       </w:r>
       <w:r>
         <w:rPr>
@@ -263,7 +263,7 @@
           <w:szCs w:val="24"/>
           <w:lang w:val="en-US"/>
         </w:rPr>
-        <w:t xml:space="preserve"> {{ w_t_w_r_w_r_w_rsidr_00936896_w_rpr_w_rfonts_w_ascii_times_new_roman_w_hansi_times_new_roman_w_cs_times_new_roman_w_sz_w_val_24_w_szcs_w_val_24_w_lang_w_val_en_us_w_rpr_w_t_death_w_t_w_r_w_r_w_rsidr_00936896_w_rsidrpr_00936896_w_rpr_w_rfonts_w_ascii_times_new_roman_w_hansi_times_new_roman_w_cs_times_new_roman_w_sz_w_val_24_w_szcs_w_val_24_w_lang_w_val_en_us_w_rpr_w_t_xml_space_preserve_w_t_w_r_w_r_w_rsidr_00936896_w_rpr_w_rfonts_w_ascii_times_new_roman_w_hansi_times_new_roman_w_cs_times_new_roman_w_sz_w_val_24_w_szcs_w_val_24_w_lang_w_val_en_us_w_rpr_w_t_date }}</w:t>
+        <w:t xml:space="preserve"> {{ death }}</w:t>
       </w:r>
       <w:r>
         <w:rPr>
@@ -321,7 +321,7 @@
           <w:sz w:val="24"/>
           <w:szCs w:val="24"/>
         </w:rPr>
-        <w:t xml:space="preserve"> {{ w_t_w_r_w_r_w_rsidr_00936896_w_rpr_w_rfonts_w_ascii_times_new_roman_w_hansi_times_new_roman_w_cs_times_new_roman_w_sz_w_val_24_w_szcs_w_val_24_w_lang_w_val_en_us_w_rpr_w_t_inheritance_w_t_w_r_w_r_w_rsidr_00936896_w_rsidrpr_00936896_w_rpr_w_rfonts_w_ascii_times_new_roman_w_hansi_times_new_roman_w_cs_times_new_roman_w_sz_w_val_24_w_szcs_w_val_24_w_rpr_w_t_xml_space_preserve_w_t_w_r_w_r_w_rsidr_00936896_w_rpr_w_rfonts_w_ascii_times_new_roman_w_hansi_times_new_roman_w_cs_times_new_roman_w_sz_w_val_24_w_szcs_w_val_24_w_lang_w_val_en_us_w_rpr_w_t_issue_w_t_w_r_w_r_w_rsidr_00936896_w_rsidrpr_00936896_w_rpr_w_rfonts_w_ascii_times_new_roman_w_hansi_times_new_roman_w_cs_times_new_roman_w_sz_w_val_24_w_szcs_w_val_24_w_rpr_w_t_xml_space_preserve }}</w:t>
+        <w:t xml:space="preserve"> {{ inheritance_issue }}</w:t>
       </w:r>
       <w:r>
         <w:rPr>
@@ -347,7 +347,7 @@
           <w:sz w:val="24"/>
           <w:szCs w:val="24"/>
         </w:rPr>
-        <w:t xml:space="preserve">{{ w_t_w_r_w_r_w_rpr_w_rfonts_w_ascii_times_new_roman_w_hansi_times_new_roman_w_cs_times_new_roman_w_sz_w_val_24_w_szcs_w_val_24_w_lang_w_val_en_us_w_rpr_w_t_relationship_w_t_w_r_w_r_w_rsidrpr_00936896_w_rpr_w_rfonts_w_ascii_times_new_roman_w_hansi_times_new_roman_w_cs_times_new_roman_w_sz_w_val_24_w_szcs_w_val_24_w_rpr_w_t_xml_space_preserve_w_t_w_r_w_r_w_rpr_w_rfonts_w_ascii_times_new_roman_w_hansi_times_new_roman_w_cs_times_new_roman_w_sz_w_val_24_w_szcs_w_val_24_w_lang_w_val_en_us_w_rpr_w_t_details_w_t_w_r_w_r_w_rsidrpr_00936896_w_rpr_w_rfonts_w_ascii_times_new_roman_w_hansi_times_new_roman_w_cs_times_new_roman_w_sz_w_val_24_w_szcs_w_val_24_w_rpr_w_t_xml_space_preserve }}</w:t>
+        <w:t xml:space="preserve">{{ relationship_details }}</w:t>
       </w:r>
       <w:r>
         <w:rPr>
@@ -381,7 +381,7 @@
           <w:sz w:val="24"/>
           <w:szCs w:val="24"/>
         </w:rPr>
-        <w:t xml:space="preserve">{{ w_t_w_r_w_r_w_rsidr_00936896_w_rpr_w_rfonts_w_ascii_times_new_roman_w_hansi_times_new_roman_w_cs_times_new_roman_w_sz_w_val_24_w_szcs_w_val_24_w_lang_w_val_en_us_w_rpr_w_t_evidence_w_t_w_r_w_r_w_rsidr_00936896_w_rsidrpr_00936896_w_rpr_w_rfonts_w_ascii_times_new_roman_w_hansi_times_new_roman_w_cs_times_new_roman_w_sz_w_val_24_w_szcs_w_val_24_w_rpr_w_t_xml_space_preserve_w_t_w_r_w_r_w_rsidr_00936896_w_rpr_w_rfonts_w_ascii_times_new_roman_w_hansi_times_new_roman_w_cs_times_new_roman_w_sz_w_val_24_w_szcs_w_val_24_w_lang_w_val_en_us_w_rpr_w_t_list_w_t_w_r_w_r_w_rsidr_00936896_w_rsidrpr_00936896_w_rpr_w_rfonts_w_ascii_times_new_roman_w_hansi_times_new_roman_w_cs_times_new_roman_w_sz_w_val_24_w_szcs_w_val_24_w_rpr_w_t_xml_space_preserve }}</w:t>
+        <w:t xml:space="preserve">{{ evidence_list }}</w:t>
       </w:r>
       <w:r>
         <w:rPr>
@@ -439,7 +439,7 @@
           <w:sz w:val="24"/>
           <w:szCs w:val="24"/>
         </w:rPr>
-        <w:t xml:space="preserve">{{ w_t_w_r_w_r_w_rsidr_00936896_w_rpr_w_rfonts_w_ascii_times_new_roman_w_hansi_times_new_roman_w_cs_times_new_roman_w_sz_w_val_24_w_szcs_w_val_24_w_lang_w_val_en_us_w_rpr_w_t_deceased_w_t_w_r_w_r_w_rsidr_00936896_w_rsidrpr_00936896_w_rpr_w_rfonts_w_ascii_times_new_roman_w_hansi_times_new_roman_w_cs_times_new_roman_w_sz_w_val_24_w_szcs_w_val_24_w_rpr_w_t_xml_space_preserve_w_t_w_r_w_r_w_rsidr_00936896_w_rpr_w_rfonts_w_ascii_times_new_roman_w_hansi_times_new_roman_w_cs_times_new_roman_w_sz_w_val_24_w_szcs_w_val_24_w_lang_w_val_en_us_w_rpr_w_t_name_w_t_w_r_w_r_w_rsidr_00936896_w_rsidrpr_00936896_w_rpr_w_rfonts_w_ascii_times_new_roman_w_hansi_times_new_roman_w_cs_times_new_roman_w_sz_w_val_24_w_szcs_w_val_24_w_rpr_w_t_xml_space_preserve }}</w:t>
+        <w:t xml:space="preserve">{{ deceased_name }}</w:t>
       </w:r>
       <w:r>
         <w:rPr>
@@ -494,15 +494,14 @@
           <w:szCs w:val="24"/>
         </w:rPr>
       </w:pPr>
-      <w:proofErr w:type="gramStart"/>
-      <w:r>
-        <w:rPr>
-          <w:rFonts w:ascii="Times New Roman" w:hAnsi="Times New Roman" w:cs="Times New Roman"/>
-          <w:sz w:val="24"/>
-          <w:szCs w:val="24"/>
-          <w:lang w:val="en-US"/>
-        </w:rPr>
-        <w:t>{{ applicant_w_t_w_r_w_prooferr_w_type_gramend_w_r_w_rpr_w_rfonts_w_ascii_times_new_roman_w_hansi_times_new_roman_w_cs_times_new_roman_w_sz_w_val_24_w_szcs_w_val_24_w_lang_w_val_en_us_w_rpr_w_t_xml_space_preserve }}</w:t>
+      <w:r>
+        <w:rPr>
+          <w:rFonts w:ascii="Times New Roman" w:hAnsi="Times New Roman" w:cs="Times New Roman"/>
+          <w:sz w:val="24"/>
+          <w:szCs w:val="24"/>
+          <w:lang w:val="en-US"/>
+        </w:rPr>
+        <w:t>{{ applicant }}</w:t>
       </w:r>
       <w:r>
         <w:rPr>
